--- a/deliverables/course_design/实验分析报告.docx
+++ b/deliverables/course_design/实验分析报告.docx
@@ -79,6 +79,7 @@
     </w:p>
     <w:p>
       <w:pPr>
+        <w:keepNext/>
         <w:spacing w:before="200" w:after="100"/>
       </w:pPr>
       <w:r>
@@ -116,9 +117,12 @@
         <w:gridCol w:w="3009"/>
       </w:tblGrid>
       <w:tr>
+        <w:trPr>
+          <w:tblHeader/>
+        </w:trPr>
         <w:tc>
           <w:tcPr>
-            <w:tcW w:type="dxa" w:w="3969"/>
+            <w:tcW w:type="dxa" w:w="3949"/>
             <w:shd w:fill="1F4E78"/>
             <w:tcBorders>
               <w:top w:val="single" w:sz="4" w:color="D9D9D9"/>
@@ -134,6 +138,7 @@
               <w:rPr>
                 <w:rFonts w:ascii="宋体" w:hAnsi="宋体" w:eastAsia="宋体"/>
                 <w:b/>
+                <w:color w:val="FFFFFF"/>
                 <w:sz w:val="21"/>
               </w:rPr>
               <w:t>类别</w:t>
@@ -142,7 +147,7 @@
         </w:tc>
         <w:tc>
           <w:tcPr>
-            <w:tcW w:type="dxa" w:w="2551"/>
+            <w:tcW w:type="dxa" w:w="2538"/>
             <w:shd w:fill="1F4E78"/>
             <w:tcBorders>
               <w:top w:val="single" w:sz="4" w:color="D9D9D9"/>
@@ -158,6 +163,7 @@
               <w:rPr>
                 <w:rFonts w:ascii="宋体" w:hAnsi="宋体" w:eastAsia="宋体"/>
                 <w:b/>
+                <w:color w:val="FFFFFF"/>
                 <w:sz w:val="21"/>
               </w:rPr>
               <w:t>训练集</w:t>
@@ -166,7 +172,7 @@
         </w:tc>
         <w:tc>
           <w:tcPr>
-            <w:tcW w:type="dxa" w:w="2551"/>
+            <w:tcW w:type="dxa" w:w="2538"/>
             <w:shd w:fill="1F4E78"/>
             <w:tcBorders>
               <w:top w:val="single" w:sz="4" w:color="D9D9D9"/>
@@ -182,6 +188,7 @@
               <w:rPr>
                 <w:rFonts w:ascii="宋体" w:hAnsi="宋体" w:eastAsia="宋体"/>
                 <w:b/>
+                <w:color w:val="FFFFFF"/>
                 <w:sz w:val="21"/>
               </w:rPr>
               <w:t>验证集</w:t>
@@ -192,7 +199,7 @@
       <w:tr>
         <w:tc>
           <w:tcPr>
-            <w:tcW w:type="dxa" w:w="3969"/>
+            <w:tcW w:type="dxa" w:w="3949"/>
             <w:tcBorders>
               <w:top w:val="single" w:sz="4" w:color="D9D9D9"/>
               <w:left w:val="single" w:sz="4" w:color="D9D9D9"/>
@@ -218,7 +225,7 @@
         </w:tc>
         <w:tc>
           <w:tcPr>
-            <w:tcW w:type="dxa" w:w="2551"/>
+            <w:tcW w:type="dxa" w:w="2538"/>
             <w:tcBorders>
               <w:top w:val="single" w:sz="4" w:color="D9D9D9"/>
               <w:left w:val="single" w:sz="4" w:color="D9D9D9"/>
@@ -244,7 +251,7 @@
         </w:tc>
         <w:tc>
           <w:tcPr>
-            <w:tcW w:type="dxa" w:w="2551"/>
+            <w:tcW w:type="dxa" w:w="2538"/>
             <w:tcBorders>
               <w:top w:val="single" w:sz="4" w:color="D9D9D9"/>
               <w:left w:val="single" w:sz="4" w:color="D9D9D9"/>
@@ -272,7 +279,7 @@
       <w:tr>
         <w:tc>
           <w:tcPr>
-            <w:tcW w:type="dxa" w:w="3969"/>
+            <w:tcW w:type="dxa" w:w="3949"/>
             <w:tcBorders>
               <w:top w:val="single" w:sz="4" w:color="D9D9D9"/>
               <w:left w:val="single" w:sz="4" w:color="D9D9D9"/>
@@ -298,7 +305,7 @@
         </w:tc>
         <w:tc>
           <w:tcPr>
-            <w:tcW w:type="dxa" w:w="2551"/>
+            <w:tcW w:type="dxa" w:w="2538"/>
             <w:tcBorders>
               <w:top w:val="single" w:sz="4" w:color="D9D9D9"/>
               <w:left w:val="single" w:sz="4" w:color="D9D9D9"/>
@@ -324,7 +331,7 @@
         </w:tc>
         <w:tc>
           <w:tcPr>
-            <w:tcW w:type="dxa" w:w="2551"/>
+            <w:tcW w:type="dxa" w:w="2538"/>
             <w:tcBorders>
               <w:top w:val="single" w:sz="4" w:color="D9D9D9"/>
               <w:left w:val="single" w:sz="4" w:color="D9D9D9"/>
@@ -352,7 +359,7 @@
       <w:tr>
         <w:tc>
           <w:tcPr>
-            <w:tcW w:type="dxa" w:w="3969"/>
+            <w:tcW w:type="dxa" w:w="3949"/>
             <w:tcBorders>
               <w:top w:val="single" w:sz="4" w:color="D9D9D9"/>
               <w:left w:val="single" w:sz="4" w:color="D9D9D9"/>
@@ -378,7 +385,7 @@
         </w:tc>
         <w:tc>
           <w:tcPr>
-            <w:tcW w:type="dxa" w:w="2551"/>
+            <w:tcW w:type="dxa" w:w="2538"/>
             <w:tcBorders>
               <w:top w:val="single" w:sz="4" w:color="D9D9D9"/>
               <w:left w:val="single" w:sz="4" w:color="D9D9D9"/>
@@ -404,7 +411,7 @@
         </w:tc>
         <w:tc>
           <w:tcPr>
-            <w:tcW w:type="dxa" w:w="2551"/>
+            <w:tcW w:type="dxa" w:w="2538"/>
             <w:tcBorders>
               <w:top w:val="single" w:sz="4" w:color="D9D9D9"/>
               <w:left w:val="single" w:sz="4" w:color="D9D9D9"/>
@@ -432,7 +439,7 @@
       <w:tr>
         <w:tc>
           <w:tcPr>
-            <w:tcW w:type="dxa" w:w="3969"/>
+            <w:tcW w:type="dxa" w:w="3949"/>
             <w:tcBorders>
               <w:top w:val="single" w:sz="4" w:color="D9D9D9"/>
               <w:left w:val="single" w:sz="4" w:color="D9D9D9"/>
@@ -458,7 +465,7 @@
         </w:tc>
         <w:tc>
           <w:tcPr>
-            <w:tcW w:type="dxa" w:w="2551"/>
+            <w:tcW w:type="dxa" w:w="2538"/>
             <w:tcBorders>
               <w:top w:val="single" w:sz="4" w:color="D9D9D9"/>
               <w:left w:val="single" w:sz="4" w:color="D9D9D9"/>
@@ -484,7 +491,7 @@
         </w:tc>
         <w:tc>
           <w:tcPr>
-            <w:tcW w:type="dxa" w:w="2551"/>
+            <w:tcW w:type="dxa" w:w="2538"/>
             <w:tcBorders>
               <w:top w:val="single" w:sz="4" w:color="D9D9D9"/>
               <w:left w:val="single" w:sz="4" w:color="D9D9D9"/>
@@ -512,7 +519,7 @@
       <w:tr>
         <w:tc>
           <w:tcPr>
-            <w:tcW w:type="dxa" w:w="3969"/>
+            <w:tcW w:type="dxa" w:w="3949"/>
             <w:tcBorders>
               <w:top w:val="single" w:sz="4" w:color="D9D9D9"/>
               <w:left w:val="single" w:sz="4" w:color="D9D9D9"/>
@@ -538,7 +545,7 @@
         </w:tc>
         <w:tc>
           <w:tcPr>
-            <w:tcW w:type="dxa" w:w="2551"/>
+            <w:tcW w:type="dxa" w:w="2538"/>
             <w:tcBorders>
               <w:top w:val="single" w:sz="4" w:color="D9D9D9"/>
               <w:left w:val="single" w:sz="4" w:color="D9D9D9"/>
@@ -564,7 +571,7 @@
         </w:tc>
         <w:tc>
           <w:tcPr>
-            <w:tcW w:type="dxa" w:w="2551"/>
+            <w:tcW w:type="dxa" w:w="2538"/>
             <w:tcBorders>
               <w:top w:val="single" w:sz="4" w:color="D9D9D9"/>
               <w:left w:val="single" w:sz="4" w:color="D9D9D9"/>
@@ -592,7 +599,7 @@
       <w:tr>
         <w:tc>
           <w:tcPr>
-            <w:tcW w:type="dxa" w:w="3969"/>
+            <w:tcW w:type="dxa" w:w="3949"/>
             <w:tcBorders>
               <w:top w:val="single" w:sz="4" w:color="D9D9D9"/>
               <w:left w:val="single" w:sz="4" w:color="D9D9D9"/>
@@ -618,7 +625,7 @@
         </w:tc>
         <w:tc>
           <w:tcPr>
-            <w:tcW w:type="dxa" w:w="2551"/>
+            <w:tcW w:type="dxa" w:w="2538"/>
             <w:tcBorders>
               <w:top w:val="single" w:sz="4" w:color="D9D9D9"/>
               <w:left w:val="single" w:sz="4" w:color="D9D9D9"/>
@@ -644,7 +651,7 @@
         </w:tc>
         <w:tc>
           <w:tcPr>
-            <w:tcW w:type="dxa" w:w="2551"/>
+            <w:tcW w:type="dxa" w:w="2538"/>
             <w:tcBorders>
               <w:top w:val="single" w:sz="4" w:color="D9D9D9"/>
               <w:left w:val="single" w:sz="4" w:color="D9D9D9"/>
@@ -672,7 +679,7 @@
       <w:tr>
         <w:tc>
           <w:tcPr>
-            <w:tcW w:type="dxa" w:w="3969"/>
+            <w:tcW w:type="dxa" w:w="3949"/>
             <w:tcBorders>
               <w:top w:val="single" w:sz="4" w:color="D9D9D9"/>
               <w:left w:val="single" w:sz="4" w:color="D9D9D9"/>
@@ -698,7 +705,7 @@
         </w:tc>
         <w:tc>
           <w:tcPr>
-            <w:tcW w:type="dxa" w:w="2551"/>
+            <w:tcW w:type="dxa" w:w="2538"/>
             <w:tcBorders>
               <w:top w:val="single" w:sz="4" w:color="D9D9D9"/>
               <w:left w:val="single" w:sz="4" w:color="D9D9D9"/>
@@ -724,7 +731,7 @@
         </w:tc>
         <w:tc>
           <w:tcPr>
-            <w:tcW w:type="dxa" w:w="2551"/>
+            <w:tcW w:type="dxa" w:w="2538"/>
             <w:tcBorders>
               <w:top w:val="single" w:sz="4" w:color="D9D9D9"/>
               <w:left w:val="single" w:sz="4" w:color="D9D9D9"/>
@@ -752,7 +759,7 @@
       <w:tr>
         <w:tc>
           <w:tcPr>
-            <w:tcW w:type="dxa" w:w="3969"/>
+            <w:tcW w:type="dxa" w:w="3949"/>
             <w:tcBorders>
               <w:top w:val="single" w:sz="4" w:color="D9D9D9"/>
               <w:left w:val="single" w:sz="4" w:color="D9D9D9"/>
@@ -778,7 +785,7 @@
         </w:tc>
         <w:tc>
           <w:tcPr>
-            <w:tcW w:type="dxa" w:w="2551"/>
+            <w:tcW w:type="dxa" w:w="2538"/>
             <w:tcBorders>
               <w:top w:val="single" w:sz="4" w:color="D9D9D9"/>
               <w:left w:val="single" w:sz="4" w:color="D9D9D9"/>
@@ -804,7 +811,7 @@
         </w:tc>
         <w:tc>
           <w:tcPr>
-            <w:tcW w:type="dxa" w:w="2551"/>
+            <w:tcW w:type="dxa" w:w="2538"/>
             <w:tcBorders>
               <w:top w:val="single" w:sz="4" w:color="D9D9D9"/>
               <w:left w:val="single" w:sz="4" w:color="D9D9D9"/>
@@ -832,7 +839,7 @@
       <w:tr>
         <w:tc>
           <w:tcPr>
-            <w:tcW w:type="dxa" w:w="3969"/>
+            <w:tcW w:type="dxa" w:w="3949"/>
             <w:tcBorders>
               <w:top w:val="single" w:sz="4" w:color="D9D9D9"/>
               <w:left w:val="single" w:sz="4" w:color="D9D9D9"/>
@@ -858,7 +865,7 @@
         </w:tc>
         <w:tc>
           <w:tcPr>
-            <w:tcW w:type="dxa" w:w="2551"/>
+            <w:tcW w:type="dxa" w:w="2538"/>
             <w:tcBorders>
               <w:top w:val="single" w:sz="4" w:color="D9D9D9"/>
               <w:left w:val="single" w:sz="4" w:color="D9D9D9"/>
@@ -884,7 +891,7 @@
         </w:tc>
         <w:tc>
           <w:tcPr>
-            <w:tcW w:type="dxa" w:w="2551"/>
+            <w:tcW w:type="dxa" w:w="2538"/>
             <w:tcBorders>
               <w:top w:val="single" w:sz="4" w:color="D9D9D9"/>
               <w:left w:val="single" w:sz="4" w:color="D9D9D9"/>
@@ -965,6 +972,7 @@
     </w:p>
     <w:p>
       <w:pPr>
+        <w:keepNext/>
         <w:spacing w:before="200" w:after="100"/>
       </w:pPr>
       <w:r>
@@ -1006,6 +1014,7 @@
     </w:p>
     <w:p>
       <w:pPr>
+        <w:keepNext/>
         <w:spacing w:before="200" w:after="100"/>
       </w:pPr>
       <w:r>
@@ -1032,9 +1041,12 @@
         <w:gridCol w:w="1504"/>
       </w:tblGrid>
       <w:tr>
+        <w:trPr>
+          <w:tblHeader/>
+        </w:trPr>
         <w:tc>
           <w:tcPr>
-            <w:tcW w:type="dxa" w:w="2154"/>
+            <w:tcW w:type="dxa" w:w="2017"/>
             <w:shd w:fill="1F4E78"/>
             <w:tcBorders>
               <w:top w:val="single" w:sz="4" w:color="D9D9D9"/>
@@ -1050,6 +1062,7 @@
               <w:rPr>
                 <w:rFonts w:ascii="宋体" w:hAnsi="宋体" w:eastAsia="宋体"/>
                 <w:b/>
+                <w:color w:val="FFFFFF"/>
                 <w:sz w:val="21"/>
               </w:rPr>
               <w:t>候选模型</w:t>
@@ -1058,7 +1071,7 @@
         </w:tc>
         <w:tc>
           <w:tcPr>
-            <w:tcW w:type="dxa" w:w="907"/>
+            <w:tcW w:type="dxa" w:w="849"/>
             <w:shd w:fill="1F4E78"/>
             <w:tcBorders>
               <w:top w:val="single" w:sz="4" w:color="D9D9D9"/>
@@ -1074,6 +1087,7 @@
               <w:rPr>
                 <w:rFonts w:ascii="宋体" w:hAnsi="宋体" w:eastAsia="宋体"/>
                 <w:b/>
+                <w:color w:val="FFFFFF"/>
                 <w:sz w:val="21"/>
               </w:rPr>
               <w:t>轮数</w:t>
@@ -1082,7 +1096,7 @@
         </w:tc>
         <w:tc>
           <w:tcPr>
-            <w:tcW w:type="dxa" w:w="1701"/>
+            <w:tcW w:type="dxa" w:w="1593"/>
             <w:shd w:fill="1F4E78"/>
             <w:tcBorders>
               <w:top w:val="single" w:sz="4" w:color="D9D9D9"/>
@@ -1098,6 +1112,7 @@
               <w:rPr>
                 <w:rFonts w:ascii="宋体" w:hAnsi="宋体" w:eastAsia="宋体"/>
                 <w:b/>
+                <w:color w:val="FFFFFF"/>
                 <w:sz w:val="21"/>
               </w:rPr>
               <w:t>历史最佳 Top-1</w:t>
@@ -1106,7 +1121,7 @@
         </w:tc>
         <w:tc>
           <w:tcPr>
-            <w:tcW w:type="dxa" w:w="1531"/>
+            <w:tcW w:type="dxa" w:w="1433"/>
             <w:shd w:fill="1F4E78"/>
             <w:tcBorders>
               <w:top w:val="single" w:sz="4" w:color="D9D9D9"/>
@@ -1122,6 +1137,7 @@
               <w:rPr>
                 <w:rFonts w:ascii="宋体" w:hAnsi="宋体" w:eastAsia="宋体"/>
                 <w:b/>
+                <w:color w:val="FFFFFF"/>
                 <w:sz w:val="21"/>
               </w:rPr>
               <w:t>参数量</w:t>
@@ -1130,7 +1146,7 @@
         </w:tc>
         <w:tc>
           <w:tcPr>
-            <w:tcW w:type="dxa" w:w="1247"/>
+            <w:tcW w:type="dxa" w:w="1168"/>
             <w:shd w:fill="1F4E78"/>
             <w:tcBorders>
               <w:top w:val="single" w:sz="4" w:color="D9D9D9"/>
@@ -1146,6 +1162,7 @@
               <w:rPr>
                 <w:rFonts w:ascii="宋体" w:hAnsi="宋体" w:eastAsia="宋体"/>
                 <w:b/>
+                <w:color w:val="FFFFFF"/>
                 <w:sz w:val="21"/>
               </w:rPr>
               <w:t>AKConv 层数</w:t>
@@ -1154,7 +1171,7 @@
         </w:tc>
         <w:tc>
           <w:tcPr>
-            <w:tcW w:type="dxa" w:w="2098"/>
+            <w:tcW w:type="dxa" w:w="1964"/>
             <w:shd w:fill="1F4E78"/>
             <w:tcBorders>
               <w:top w:val="single" w:sz="4" w:color="D9D9D9"/>
@@ -1170,6 +1187,7 @@
               <w:rPr>
                 <w:rFonts w:ascii="宋体" w:hAnsi="宋体" w:eastAsia="宋体"/>
                 <w:b/>
+                <w:color w:val="FFFFFF"/>
                 <w:sz w:val="21"/>
               </w:rPr>
               <w:t>说明</w:t>
@@ -1180,7 +1198,7 @@
       <w:tr>
         <w:tc>
           <w:tcPr>
-            <w:tcW w:type="dxa" w:w="2154"/>
+            <w:tcW w:type="dxa" w:w="2017"/>
             <w:tcBorders>
               <w:top w:val="single" w:sz="4" w:color="D9D9D9"/>
               <w:left w:val="single" w:sz="4" w:color="D9D9D9"/>
@@ -1206,7 +1224,7 @@
         </w:tc>
         <w:tc>
           <w:tcPr>
-            <w:tcW w:type="dxa" w:w="907"/>
+            <w:tcW w:type="dxa" w:w="849"/>
             <w:tcBorders>
               <w:top w:val="single" w:sz="4" w:color="D9D9D9"/>
               <w:left w:val="single" w:sz="4" w:color="D9D9D9"/>
@@ -1232,7 +1250,7 @@
         </w:tc>
         <w:tc>
           <w:tcPr>
-            <w:tcW w:type="dxa" w:w="1701"/>
+            <w:tcW w:type="dxa" w:w="1593"/>
             <w:tcBorders>
               <w:top w:val="single" w:sz="4" w:color="D9D9D9"/>
               <w:left w:val="single" w:sz="4" w:color="D9D9D9"/>
@@ -1258,7 +1276,7 @@
         </w:tc>
         <w:tc>
           <w:tcPr>
-            <w:tcW w:type="dxa" w:w="1531"/>
+            <w:tcW w:type="dxa" w:w="1433"/>
             <w:tcBorders>
               <w:top w:val="single" w:sz="4" w:color="D9D9D9"/>
               <w:left w:val="single" w:sz="4" w:color="D9D9D9"/>
@@ -1284,7 +1302,7 @@
         </w:tc>
         <w:tc>
           <w:tcPr>
-            <w:tcW w:type="dxa" w:w="1247"/>
+            <w:tcW w:type="dxa" w:w="1168"/>
             <w:tcBorders>
               <w:top w:val="single" w:sz="4" w:color="D9D9D9"/>
               <w:left w:val="single" w:sz="4" w:color="D9D9D9"/>
@@ -1310,7 +1328,7 @@
         </w:tc>
         <w:tc>
           <w:tcPr>
-            <w:tcW w:type="dxa" w:w="2098"/>
+            <w:tcW w:type="dxa" w:w="1964"/>
             <w:tcBorders>
               <w:top w:val="single" w:sz="4" w:color="D9D9D9"/>
               <w:left w:val="single" w:sz="4" w:color="D9D9D9"/>
@@ -1338,7 +1356,7 @@
       <w:tr>
         <w:tc>
           <w:tcPr>
-            <w:tcW w:type="dxa" w:w="2154"/>
+            <w:tcW w:type="dxa" w:w="2017"/>
             <w:tcBorders>
               <w:top w:val="single" w:sz="4" w:color="D9D9D9"/>
               <w:left w:val="single" w:sz="4" w:color="D9D9D9"/>
@@ -1364,7 +1382,7 @@
         </w:tc>
         <w:tc>
           <w:tcPr>
-            <w:tcW w:type="dxa" w:w="907"/>
+            <w:tcW w:type="dxa" w:w="849"/>
             <w:tcBorders>
               <w:top w:val="single" w:sz="4" w:color="D9D9D9"/>
               <w:left w:val="single" w:sz="4" w:color="D9D9D9"/>
@@ -1390,7 +1408,7 @@
         </w:tc>
         <w:tc>
           <w:tcPr>
-            <w:tcW w:type="dxa" w:w="1701"/>
+            <w:tcW w:type="dxa" w:w="1593"/>
             <w:tcBorders>
               <w:top w:val="single" w:sz="4" w:color="D9D9D9"/>
               <w:left w:val="single" w:sz="4" w:color="D9D9D9"/>
@@ -1416,7 +1434,7 @@
         </w:tc>
         <w:tc>
           <w:tcPr>
-            <w:tcW w:type="dxa" w:w="1531"/>
+            <w:tcW w:type="dxa" w:w="1433"/>
             <w:tcBorders>
               <w:top w:val="single" w:sz="4" w:color="D9D9D9"/>
               <w:left w:val="single" w:sz="4" w:color="D9D9D9"/>
@@ -1442,7 +1460,7 @@
         </w:tc>
         <w:tc>
           <w:tcPr>
-            <w:tcW w:type="dxa" w:w="1247"/>
+            <w:tcW w:type="dxa" w:w="1168"/>
             <w:tcBorders>
               <w:top w:val="single" w:sz="4" w:color="D9D9D9"/>
               <w:left w:val="single" w:sz="4" w:color="D9D9D9"/>
@@ -1468,7 +1486,7 @@
         </w:tc>
         <w:tc>
           <w:tcPr>
-            <w:tcW w:type="dxa" w:w="2098"/>
+            <w:tcW w:type="dxa" w:w="1964"/>
             <w:tcBorders>
               <w:top w:val="single" w:sz="4" w:color="D9D9D9"/>
               <w:left w:val="single" w:sz="4" w:color="D9D9D9"/>
@@ -1496,7 +1514,7 @@
       <w:tr>
         <w:tc>
           <w:tcPr>
-            <w:tcW w:type="dxa" w:w="2154"/>
+            <w:tcW w:type="dxa" w:w="2017"/>
             <w:tcBorders>
               <w:top w:val="single" w:sz="4" w:color="D9D9D9"/>
               <w:left w:val="single" w:sz="4" w:color="D9D9D9"/>
@@ -1522,7 +1540,7 @@
         </w:tc>
         <w:tc>
           <w:tcPr>
-            <w:tcW w:type="dxa" w:w="907"/>
+            <w:tcW w:type="dxa" w:w="849"/>
             <w:tcBorders>
               <w:top w:val="single" w:sz="4" w:color="D9D9D9"/>
               <w:left w:val="single" w:sz="4" w:color="D9D9D9"/>
@@ -1548,7 +1566,7 @@
         </w:tc>
         <w:tc>
           <w:tcPr>
-            <w:tcW w:type="dxa" w:w="1701"/>
+            <w:tcW w:type="dxa" w:w="1593"/>
             <w:tcBorders>
               <w:top w:val="single" w:sz="4" w:color="D9D9D9"/>
               <w:left w:val="single" w:sz="4" w:color="D9D9D9"/>
@@ -1574,7 +1592,7 @@
         </w:tc>
         <w:tc>
           <w:tcPr>
-            <w:tcW w:type="dxa" w:w="1531"/>
+            <w:tcW w:type="dxa" w:w="1433"/>
             <w:tcBorders>
               <w:top w:val="single" w:sz="4" w:color="D9D9D9"/>
               <w:left w:val="single" w:sz="4" w:color="D9D9D9"/>
@@ -1600,7 +1618,7 @@
         </w:tc>
         <w:tc>
           <w:tcPr>
-            <w:tcW w:type="dxa" w:w="1247"/>
+            <w:tcW w:type="dxa" w:w="1168"/>
             <w:tcBorders>
               <w:top w:val="single" w:sz="4" w:color="D9D9D9"/>
               <w:left w:val="single" w:sz="4" w:color="D9D9D9"/>
@@ -1626,7 +1644,7 @@
         </w:tc>
         <w:tc>
           <w:tcPr>
-            <w:tcW w:type="dxa" w:w="2098"/>
+            <w:tcW w:type="dxa" w:w="1964"/>
             <w:tcBorders>
               <w:top w:val="single" w:sz="4" w:color="D9D9D9"/>
               <w:left w:val="single" w:sz="4" w:color="D9D9D9"/>
@@ -1654,7 +1672,7 @@
       <w:tr>
         <w:tc>
           <w:tcPr>
-            <w:tcW w:type="dxa" w:w="2154"/>
+            <w:tcW w:type="dxa" w:w="2017"/>
             <w:tcBorders>
               <w:top w:val="single" w:sz="4" w:color="D9D9D9"/>
               <w:left w:val="single" w:sz="4" w:color="D9D9D9"/>
@@ -1680,7 +1698,7 @@
         </w:tc>
         <w:tc>
           <w:tcPr>
-            <w:tcW w:type="dxa" w:w="907"/>
+            <w:tcW w:type="dxa" w:w="849"/>
             <w:tcBorders>
               <w:top w:val="single" w:sz="4" w:color="D9D9D9"/>
               <w:left w:val="single" w:sz="4" w:color="D9D9D9"/>
@@ -1706,7 +1724,7 @@
         </w:tc>
         <w:tc>
           <w:tcPr>
-            <w:tcW w:type="dxa" w:w="1701"/>
+            <w:tcW w:type="dxa" w:w="1593"/>
             <w:tcBorders>
               <w:top w:val="single" w:sz="4" w:color="D9D9D9"/>
               <w:left w:val="single" w:sz="4" w:color="D9D9D9"/>
@@ -1732,7 +1750,7 @@
         </w:tc>
         <w:tc>
           <w:tcPr>
-            <w:tcW w:type="dxa" w:w="1531"/>
+            <w:tcW w:type="dxa" w:w="1433"/>
             <w:tcBorders>
               <w:top w:val="single" w:sz="4" w:color="D9D9D9"/>
               <w:left w:val="single" w:sz="4" w:color="D9D9D9"/>
@@ -1758,7 +1776,7 @@
         </w:tc>
         <w:tc>
           <w:tcPr>
-            <w:tcW w:type="dxa" w:w="1247"/>
+            <w:tcW w:type="dxa" w:w="1168"/>
             <w:tcBorders>
               <w:top w:val="single" w:sz="4" w:color="D9D9D9"/>
               <w:left w:val="single" w:sz="4" w:color="D9D9D9"/>
@@ -1784,7 +1802,7 @@
         </w:tc>
         <w:tc>
           <w:tcPr>
-            <w:tcW w:type="dxa" w:w="2098"/>
+            <w:tcW w:type="dxa" w:w="1964"/>
             <w:tcBorders>
               <w:top w:val="single" w:sz="4" w:color="D9D9D9"/>
               <w:left w:val="single" w:sz="4" w:color="D9D9D9"/>
@@ -1917,6 +1935,7 @@
     </w:p>
     <w:p>
       <w:pPr>
+        <w:keepNext/>
         <w:spacing w:before="200" w:after="100"/>
       </w:pPr>
       <w:r>
@@ -1958,6 +1977,7 @@
     </w:p>
     <w:p>
       <w:pPr>
+        <w:keepNext/>
         <w:spacing w:before="200" w:after="100"/>
       </w:pPr>
       <w:r>
@@ -1985,6 +2005,8 @@
     </w:p>
     <w:p>
       <w:pPr>
+        <w:keepNext/>
+        <w:pageBreakBefore/>
         <w:spacing w:before="200" w:after="100"/>
       </w:pPr>
       <w:r>
@@ -2006,7 +2028,7 @@
           <w:b w:val="0"/>
           <w:sz w:val="24"/>
         </w:rPr>
-        <w:t>[1] P. Liu et al. ODIR 5K Ocular Disease Intelligent Recognition Dataset. arXiv:2004.11419, 2020.</w:t>
+        <w:t>[1] ODIR-2019. Dataset ODIR-5K [EB/OL]. https://odir2019.grand-challenge.org/dataset/, accessed 2026-10-14. 数据集说明页面，不计作核心研究论文。</w:t>
       </w:r>
     </w:p>
     <w:p>
@@ -2019,7 +2041,7 @@
           <w:b w:val="0"/>
           <w:sz w:val="24"/>
         </w:rPr>
-        <w:t>[2] T. Y. Wong et al. Artificial intelligence and deep learning in ophthalmology. British Journal of Ophthalmology, 2019.</w:t>
+        <w:t>[2] D. S. W. Ting et al. Artificial intelligence and deep learning in ophthalmology. British Journal of Ophthalmology, 2019, 103(2): 167-175. doi:10.1136/bjophthalmol-2018-313173.</w:t>
       </w:r>
     </w:p>
     <w:p>
@@ -2071,7 +2093,7 @@
           <w:b w:val="0"/>
           <w:sz w:val="24"/>
         </w:rPr>
-        <w:t>[6] Z. Lv et al. AKConv Convolutional Kernel with Arbitrary Sampled Shapes and Arbitrary Number of Parameters. arXiv:2309.13855, 2023.</w:t>
+        <w:t>[6] X. Zhang et al. AKConv: Convolutional Kernel with Arbitrary Sampled Shapes and Arbitrary Number of Parameters. arXiv:2311.11587v2, 2023. https://arxiv.org/abs/2311.11587v2.</w:t>
       </w:r>
     </w:p>
     <w:p>
@@ -2111,6 +2133,19 @@
           <w:sz w:val="24"/>
         </w:rPr>
         <w:t>[9] DeepSeek-AI. DeepSeek V3 Technical Report. arXiv:2412.19437, 2024.</w:t>
+      </w:r>
+    </w:p>
+    <w:p>
+      <w:pPr>
+        <w:spacing w:line="360" w:lineRule="auto" w:after="80"/>
+      </w:pPr>
+      <w:r>
+        <w:rPr>
+          <w:rFonts w:ascii="宋体" w:hAnsi="宋体" w:eastAsia="宋体"/>
+          <w:b w:val="0"/>
+          <w:sz w:val="24"/>
+        </w:rPr>
+        <w:t>[10] Y. Zhou et al. A foundation model for generalizable disease detection from retinal images. Nature, 2023, 622: 156-163. doi:10.1038/s41586-023-06555-x.</w:t>
       </w:r>
     </w:p>
     <w:sectPr>

--- a/deliverables/course_design/实验分析报告.docx
+++ b/deliverables/course_design/实验分析报告.docx
@@ -79,6 +79,7 @@
     </w:p>
     <w:p>
       <w:pPr>
+        <w:pStyle w:val="Heading1"/>
         <w:keepNext/>
         <w:spacing w:before="200" w:after="100"/>
       </w:pPr>
@@ -972,6 +973,7 @@
     </w:p>
     <w:p>
       <w:pPr>
+        <w:pStyle w:val="Heading1"/>
         <w:keepNext/>
         <w:spacing w:before="200" w:after="100"/>
       </w:pPr>
@@ -1014,6 +1016,7 @@
     </w:p>
     <w:p>
       <w:pPr>
+        <w:pStyle w:val="Heading1"/>
         <w:keepNext/>
         <w:spacing w:before="200" w:after="100"/>
       </w:pPr>
@@ -1935,6 +1938,7 @@
     </w:p>
     <w:p>
       <w:pPr>
+        <w:pStyle w:val="Heading1"/>
         <w:keepNext/>
         <w:spacing w:before="200" w:after="100"/>
       </w:pPr>
@@ -1977,6 +1981,7 @@
     </w:p>
     <w:p>
       <w:pPr>
+        <w:pStyle w:val="Heading1"/>
         <w:keepNext/>
         <w:spacing w:before="200" w:after="100"/>
       </w:pPr>
@@ -2176,6 +2181,50 @@
       <w:t>眼科图像分类辅助诊断系统</w:t>
     </w:r>
   </w:p>
+  <w:p>
+    <w:pPr>
+      <w:jc w:val="center"/>
+      <w:rPr>
+        <w:sz w:val="21"/>
+        <w:szCs w:val="21"/>
+      </w:rPr>
+    </w:pPr>
+    <w:r>
+      <w:rPr>
+        <w:sz w:val="21"/>
+        <w:szCs w:val="21"/>
+      </w:rPr>
+      <w:fldChar w:fldCharType="begin"/>
+    </w:r>
+    <w:r>
+      <w:rPr>
+        <w:sz w:val="21"/>
+        <w:szCs w:val="21"/>
+      </w:rPr>
+      <w:instrText xml:space="preserve"> PAGE </w:instrText>
+    </w:r>
+    <w:r>
+      <w:rPr>
+        <w:sz w:val="21"/>
+        <w:szCs w:val="21"/>
+      </w:rPr>
+      <w:fldChar w:fldCharType="separate"/>
+    </w:r>
+    <w:r>
+      <w:rPr>
+        <w:sz w:val="21"/>
+        <w:szCs w:val="21"/>
+      </w:rPr>
+      <w:t>1</w:t>
+    </w:r>
+    <w:r>
+      <w:rPr>
+        <w:sz w:val="21"/>
+        <w:szCs w:val="21"/>
+      </w:rPr>
+      <w:fldChar w:fldCharType="end"/>
+    </w:r>
+  </w:p>
 </w:ftr>
 </file>
 
@@ -2625,12 +2674,11 @@
       <w:outlineLvl w:val="0"/>
     </w:pPr>
     <w:rPr>
-      <w:rFonts w:asciiTheme="majorHAnsi" w:eastAsiaTheme="majorEastAsia" w:hAnsiTheme="majorHAnsi" w:cstheme="majorBidi"/>
+      <w:rFonts w:ascii="Times New Roman" w:hAnsi="Times New Roman" w:eastAsia="宋体" w:cs="Times New Roman"/>
       <w:b/>
-      <w:bCs/>
-      <w:color w:val="365F91" w:themeColor="accent1" w:themeShade="BF"/>
-      <w:sz w:val="28"/>
-      <w:szCs w:val="28"/>
+      <w:color w:val="000000"/>
+      <w:sz w:val="32"/>
+      <w:szCs w:val="32"/>
     </w:rPr>
   </w:style>
   <w:style w:type="paragraph" w:styleId="Heading2">
@@ -2649,12 +2697,11 @@
       <w:outlineLvl w:val="1"/>
     </w:pPr>
     <w:rPr>
-      <w:rFonts w:asciiTheme="majorHAnsi" w:eastAsiaTheme="majorEastAsia" w:hAnsiTheme="majorHAnsi" w:cstheme="majorBidi"/>
+      <w:rFonts w:ascii="Times New Roman" w:hAnsi="Times New Roman" w:eastAsia="宋体" w:cs="Times New Roman"/>
       <w:b/>
-      <w:bCs/>
-      <w:color w:val="4F81BD" w:themeColor="accent1"/>
-      <w:sz w:val="26"/>
-      <w:szCs w:val="26"/>
+      <w:color w:val="000000"/>
+      <w:sz w:val="28"/>
+      <w:szCs w:val="28"/>
     </w:rPr>
   </w:style>
   <w:style w:type="paragraph" w:styleId="Heading3">
@@ -2673,10 +2720,11 @@
       <w:outlineLvl w:val="2"/>
     </w:pPr>
     <w:rPr>
-      <w:rFonts w:asciiTheme="majorHAnsi" w:eastAsiaTheme="majorEastAsia" w:hAnsiTheme="majorHAnsi" w:cstheme="majorBidi"/>
+      <w:rFonts w:ascii="Times New Roman" w:hAnsi="Times New Roman" w:eastAsia="宋体" w:cs="Times New Roman"/>
       <w:b/>
-      <w:bCs/>
-      <w:color w:val="4F81BD" w:themeColor="accent1"/>
+      <w:color w:val="000000"/>
+      <w:sz w:val="24"/>
+      <w:szCs w:val="24"/>
     </w:rPr>
   </w:style>
   <w:style w:type="paragraph" w:styleId="Heading4">

--- a/deliverables/course_design/实验分析报告.docx
+++ b/deliverables/course_design/实验分析报告.docx
@@ -973,6 +973,48 @@
     </w:p>
     <w:p>
       <w:pPr>
+        <w:spacing w:line="360" w:lineRule="auto" w:after="80"/>
+        <w:ind w:firstLine="420"/>
+      </w:pPr>
+      <w:r>
+        <w:rPr>
+          <w:rFonts w:ascii="宋体" w:hAnsi="宋体" w:eastAsia="宋体"/>
+          <w:b w:val="0"/>
+          <w:sz w:val="24"/>
+        </w:rPr>
+        <w:t xml:space="preserve">实验在两个环境中进行。训练与对照实验在一台配备 GPU 的本地工作站上完成，框架版本为 Ultralytics 8.3.93 与 8.4.38，批大小 32，数据加载线程 8，未启用自动混合精度，以保证两组对照在数值精度上一致。部署验证则在一台两核 CPU、约 1.6 GB 内存、无 GPU 的云服务器上进行，系统为 Ubuntu 22.04，推理运行时为 ONNX Runtime 1.23.2，执行提供者为 CPU。两个环境的硬件差异较大，因此凡涉及耗时的数字均标注其测量环境。</w:t>
+      </w:r>
+    </w:p>
+    <w:p>
+      <w:pPr>
+        <w:spacing w:line="360" w:lineRule="auto" w:after="80"/>
+        <w:ind w:firstLine="420"/>
+      </w:pPr>
+      <w:r>
+        <w:rPr>
+          <w:rFonts w:ascii="宋体" w:hAnsi="宋体" w:eastAsia="宋体"/>
+          <w:b w:val="0"/>
+          <w:sz w:val="24"/>
+        </w:rPr>
+        <w:t xml:space="preserve">数据来自 ODIR-2019 公开数据集，该数据集提供带多标签标注的眼底图像，并附有训练集与验证集的划分。本项目按八类单标签体系组织，训练集共 5110 张，验证集共 1163 张。分布上，训练集以正常类最多，为 2298 张，其次为糖尿病视网膜病变 1286 张、其他异常 566 张，最少的是高血压性视网膜病变，仅 102 张。验证集形态类似，正常类 575 张，高血压性视网膜病变 79 张。</w:t>
+      </w:r>
+    </w:p>
+    <w:p>
+      <w:pPr>
+        <w:spacing w:line="360" w:lineRule="auto" w:after="80"/>
+        <w:ind w:firstLine="420"/>
+      </w:pPr>
+      <w:r>
+        <w:rPr>
+          <w:rFonts w:ascii="宋体" w:hAnsi="宋体" w:eastAsia="宋体"/>
+          <w:b w:val="0"/>
+          <w:sz w:val="24"/>
+        </w:rPr>
+        <w:t xml:space="preserve">类别分布的不平衡对实验有直接影响。正常类与糖尿病视网膜病变两类合计约占训练集的七成，这意味着一个把所有样本都预测为这两类之一的模型也能获得不低的整体准确率。因此本报告在解读结果时不以整体准确率作为唯一依据，而是结合各类别样本数分析少数类的表现。受课程周期限制，本项目未开展系统的重采样或类别加权实验，这是方法上的一项明确不足，不在此处含糊带过。</w:t>
+      </w:r>
+    </w:p>
+    <w:p>
+      <w:pPr>
         <w:pStyle w:val="Heading1"/>
         <w:keepNext/>
         <w:spacing w:before="200" w:after="100"/>
@@ -1012,6 +1054,48 @@
           <w:sz w:val="24"/>
         </w:rPr>
         <w:t>正式后续实验应使用去重且按患者划分的训练、验证和测试清单，报告准确率、宏平均精确率、宏平均召回率、宏平均 F1、每类混淆矩阵和置信区间。</w:t>
+      </w:r>
+    </w:p>
+    <w:p>
+      <w:pPr>
+        <w:spacing w:line="360" w:lineRule="auto" w:after="80"/>
+        <w:ind w:firstLine="420"/>
+      </w:pPr>
+      <w:r>
+        <w:rPr>
+          <w:rFonts w:ascii="宋体" w:hAnsi="宋体" w:eastAsia="宋体"/>
+          <w:b w:val="0"/>
+          <w:sz w:val="24"/>
+        </w:rPr>
+        <w:t xml:space="preserve">数据审计是本轮工作中最关键的一项核查，结果为阴性。审计发现训练集与验证集之间存在 140 个内容完全相同的文件哈希，即同一张图像同时出现在训练集与验证集中。这意味着在验证集上测得的指标包含了模型已经见过的样本，属于典型的数据泄漏，验证准确率会因此被高估。这一发现使原有的验证指标失去独立泛化证明的效力。</w:t>
+      </w:r>
+    </w:p>
+    <w:p>
+      <w:pPr>
+        <w:spacing w:line="360" w:lineRule="auto" w:after="80"/>
+        <w:ind w:firstLine="420"/>
+      </w:pPr>
+      <w:r>
+        <w:rPr>
+          <w:rFonts w:ascii="宋体" w:hAnsi="宋体" w:eastAsia="宋体"/>
+          <w:b w:val="0"/>
+          <w:sz w:val="24"/>
+        </w:rPr>
+        <w:t xml:space="preserve">发现问题后，项目采取的处置是：不对已有指标做任何修正或美化，而是将其明确定性为历史训练记录，在报告中标注不可作为泛化性能证据。更彻底的做法是基于原始元数据做去重并按患者维度重新划分数据集，再重新训练与评估，但这一工作涉及重新划分与重新训练，超出本轮课程周期与算力预算，因此列为后续改进项而非本轮完成项。这一取舍在报告中被如实记录。</w:t>
+      </w:r>
+    </w:p>
+    <w:p>
+      <w:pPr>
+        <w:spacing w:line="360" w:lineRule="auto" w:after="80"/>
+        <w:ind w:firstLine="420"/>
+      </w:pPr>
+      <w:r>
+        <w:rPr>
+          <w:rFonts w:ascii="宋体" w:hAnsi="宋体" w:eastAsia="宋体"/>
+          <w:b w:val="0"/>
+          <w:sz w:val="24"/>
+        </w:rPr>
+        <w:t xml:space="preserve">评价指标的定义在此明确。top-1 准确率指概率最高的类别与真实标签一致的比例，是主指标。top-5 准确率指真实类别出现在概率前五名中的比例，在八类设置下区分度有限，仅作参考。宏平均 F1 指各类别 F1 分数的算术平均，能反映少数类表现，是比整体准确率更严格的指标。需要说明，本轮实验记录中完整保留的是 top-1 与 top-5，宏平均 F1 与逐类指标未在实验日志中留存，因此本报告不给出相关数值，也不按估计值补写。</w:t>
       </w:r>
     </w:p>
     <w:p>
@@ -1938,6 +2022,48 @@
     </w:p>
     <w:p>
       <w:pPr>
+        <w:spacing w:line="360" w:lineRule="auto" w:after="80"/>
+        <w:ind w:firstLine="420"/>
+      </w:pPr>
+      <w:r>
+        <w:rPr>
+          <w:rFonts w:ascii="宋体" w:hAnsi="宋体" w:eastAsia="宋体"/>
+          <w:b w:val="0"/>
+          <w:sz w:val="24"/>
+        </w:rPr>
+        <w:t xml:space="preserve">对照实验采用二乘二设计，两个因素分别是骨干版本与卷积结构。骨干版本取 YOLO11n-cls 与 YOLO26n-cls，卷积结构取标准卷积与替换为六层可变核卷积的变体。四组实验共享同一份数据、同一组超参数与同一种子，轮数均为 50，批大小 32，输入尺寸 224，评价指标与记录方式保持一致。这样设计是为了把骨干差异与结构差异分开考察，避免两个因素混在一起得出无法归因的结论。</w:t>
+      </w:r>
+    </w:p>
+    <w:p>
+      <w:pPr>
+        <w:spacing w:line="360" w:lineRule="auto" w:after="80"/>
+        <w:ind w:firstLine="420"/>
+      </w:pPr>
+      <w:r>
+        <w:rPr>
+          <w:rFonts w:ascii="宋体" w:hAnsi="宋体" w:eastAsia="宋体"/>
+          <w:b w:val="0"/>
+          <w:sz w:val="24"/>
+        </w:rPr>
+        <w:t xml:space="preserve">结果如下。YOLO11n-cls 基线最优 top-1 为 63.285%，出现在第 49 轮，训练耗时约 504 秒；其可变核卷积变体最优 top-1 为 63.199%，出现在第 48 轮，耗时约 1219 秒。YOLO26n-cls 的基线与变体在数值上高度接近，分别为 63.285% 与 63.199%，耗时分别约 508 秒与 1168 秒。四组的 top-5 普遍在 98% 以上，最高为 98.624%，这与八类设置下 top-5 区分度有限的判断一致。</w:t>
+      </w:r>
+    </w:p>
+    <w:p>
+      <w:pPr>
+        <w:spacing w:line="360" w:lineRule="auto" w:after="80"/>
+        <w:ind w:firstLine="420"/>
+      </w:pPr>
+      <w:r>
+        <w:rPr>
+          <w:rFonts w:ascii="宋体" w:hAnsi="宋体" w:eastAsia="宋体"/>
+          <w:b w:val="0"/>
+          <w:sz w:val="24"/>
+        </w:rPr>
+        <w:t xml:space="preserve">这组结果有三点值得注意。第一，两个骨干版本在相同结构下给出的最优 top-1 数值相同，说明在本项目的数据规模与训练配置下，骨干版本差异没有转化为准确率差异。第二，可变核卷积变体在两组对照中均略低于基线，且训练耗时增加一倍以上，因此在本项目条件下不支持采用该结构。第三，四组的最优轮数都接近训练末期，在第 48 至 49 轮之间，说明 50 轮的设置基本覆盖了收敛过程，未出现明显欠拟合。</w:t>
+      </w:r>
+    </w:p>
+    <w:p>
+      <w:pPr>
         <w:pStyle w:val="Heading1"/>
         <w:keepNext/>
         <w:spacing w:before="200" w:after="100"/>
@@ -1981,6 +2107,62 @@
     </w:p>
     <w:p>
       <w:pPr>
+        <w:spacing w:line="360" w:lineRule="auto" w:after="80"/>
+        <w:ind w:firstLine="420"/>
+      </w:pPr>
+      <w:r>
+        <w:rPr>
+          <w:rFonts w:ascii="宋体" w:hAnsi="宋体" w:eastAsia="宋体"/>
+          <w:b w:val="0"/>
+          <w:sz w:val="24"/>
+        </w:rPr>
+        <w:t xml:space="preserve">自动化测试覆盖三个测试模块，执行方式为在项目环境中运行 pytest，对界面分类、应用服务与课程提交三个模块执行静默模式运行。最近一次记录的执行结果为 55 项通过。需要说明两点：该结果来自项目内的测试记录，本轮未在项目虚拟环境修复后重新执行；自动化测试覆盖的是分类逻辑、应用服务与提交物检查，不能等同于全部功能的实机通过，依赖硬件的功能仍需人工确认。</w:t>
+      </w:r>
+    </w:p>
+    <w:p>
+      <w:pPr>
+        <w:spacing w:line="360" w:lineRule="auto" w:after="80"/>
+        <w:ind w:firstLine="420"/>
+      </w:pPr>
+      <w:r>
+        <w:rPr>
+          <w:rFonts w:ascii="宋体" w:hAnsi="宋体" w:eastAsia="宋体"/>
+          <w:b w:val="0"/>
+          <w:sz w:val="24"/>
+        </w:rPr>
+        <w:t xml:space="preserve">一致性验证用于确认模型导出没有引入误差。验证在二十个样本上进行，比较桌面端权重与服务端 ONNX 权重的输出，预测类别二十例全部一致，概率的最大偏差约为百万分之三，平均偏差约为百万分之一。这个量级的差异属于浮点运算顺序导致的正常误差，不影响判读结果。验证结果为两套界面共用同一套业务说明提供了依据，也让导出流程的正确性不再依赖主观判断。</w:t>
+      </w:r>
+    </w:p>
+    <w:p>
+      <w:pPr>
+        <w:spacing w:line="360" w:lineRule="auto" w:after="80"/>
+        <w:ind w:firstLine="420"/>
+      </w:pPr>
+      <w:r>
+        <w:rPr>
+          <w:rFonts w:ascii="宋体" w:hAnsi="宋体" w:eastAsia="宋体"/>
+          <w:b w:val="0"/>
+          <w:sz w:val="24"/>
+        </w:rPr>
+        <w:t xml:space="preserve">部署侧的验证由健康检查与端到端冒烟两部分构成。健康检查接口返回模型加载正常，权重路径、输入尺寸与八类映射均正确，历史库可用。端到端冒烟覆盖上传、分类、入库、历史查询与记录删除的完整链路，均通过。本轮迭代补充的原图留存功能也做了验证：分类后图像被写入上传目录，通过记录号可以取回，取回的图像与上传图像在像素层面完全一致，删除记录时对应文件被一并清理。</w:t>
+      </w:r>
+    </w:p>
+    <w:p>
+      <w:pPr>
+        <w:spacing w:line="360" w:lineRule="auto" w:after="80"/>
+        <w:ind w:firstLine="420"/>
+      </w:pPr>
+      <w:r>
+        <w:rPr>
+          <w:rFonts w:ascii="宋体" w:hAnsi="宋体" w:eastAsia="宋体"/>
+          <w:b w:val="0"/>
+          <w:sz w:val="24"/>
+        </w:rPr>
+        <w:t xml:space="preserve">以下内容尚未完成实机验证，本报告不作通过结论：摄像头采集的稳定性与重复开关、麦克风语音识别的准确率、语音合成的自然度与播放控制，以及开发板端的实机部署。这几项都依赖具体硬件设备，在现有环境下无法远程确认。此外，全新 Windows 环境从零安装的完整复核也未执行，交付包中附带的安装说明尚未在干净系统上完整走通一遍，这一点应在使用说明中同步提示。</w:t>
+      </w:r>
+    </w:p>
+    <w:p>
+      <w:pPr>
         <w:pStyle w:val="Heading1"/>
         <w:keepNext/>
         <w:spacing w:before="200" w:after="100"/>
@@ -2006,6 +2188,62 @@
           <w:sz w:val="24"/>
         </w:rPr>
         <w:t>系统已实现桌面和网页两种交互形式，并完成 ONNX 服务端部署。后续最优先工作是依据原始 ODIR 标签表完成数据来源复核、去重和患者级划分，重新训练并开展独立测试。只有完成该步骤后，模型比较与临床相关讨论才具有更可靠的基础。</w:t>
+      </w:r>
+    </w:p>
+    <w:p>
+      <w:pPr>
+        <w:spacing w:line="360" w:lineRule="auto" w:after="80"/>
+        <w:ind w:firstLine="420"/>
+      </w:pPr>
+      <w:r>
+        <w:rPr>
+          <w:rFonts w:ascii="宋体" w:hAnsi="宋体" w:eastAsia="宋体"/>
+          <w:b w:val="0"/>
+          <w:sz w:val="24"/>
+        </w:rPr>
+        <w:t xml:space="preserve">综合实验结果，可以得出四条结论。第一，在本项目的数据与算力条件下，轻量分类骨干能够实现可用的八类眼底图像分类，最优 top-1 约 63%。第二，骨干版本与卷积结构的替换在本实验中均未带来准确率提升，选型应以实测为准，而不以结构的新颖程度为准。第三，数据集存在跨集合重复，已有验证指标不能作为泛化能力证明，这一缺陷必须在使用说明与答辩中主动披露。第四，工程层面的可追溯设计与一致性验证是本项目相对完整的部分，也是可以继续延展的方向。</w:t>
+      </w:r>
+    </w:p>
+    <w:p>
+      <w:pPr>
+        <w:spacing w:line="360" w:lineRule="auto" w:after="80"/>
+        <w:ind w:firstLine="420"/>
+      </w:pPr>
+      <w:r>
+        <w:rPr>
+          <w:rFonts w:ascii="宋体" w:hAnsi="宋体" w:eastAsia="宋体"/>
+          <w:b w:val="0"/>
+          <w:sz w:val="24"/>
+        </w:rPr>
+        <w:t xml:space="preserve">从类别分布与指标形态可以推断出一类典型错误：少数类样本容易被预测为多数类。高血压性视网膜病变在训练集中仅百余例，模型见过的样本少，学到的特征不充分，遇到该类图像时更可能落入正常类或糖尿病视网膜病变类。这类错误在整体准确率上几乎不体现，因为少数类样本本来就少，但在使用价值上影响很大，恰恰是样本少的病种更需要被识别出来。受实验记录限制，本轮未能给出逐类的混淆矩阵与具体错误图像复盘，这是本报告的一项明确缺口。</w:t>
+      </w:r>
+    </w:p>
+    <w:p>
+      <w:pPr>
+        <w:spacing w:line="360" w:lineRule="auto" w:after="80"/>
+        <w:ind w:firstLine="420"/>
+      </w:pPr>
+      <w:r>
+        <w:rPr>
+          <w:rFonts w:ascii="宋体" w:hAnsi="宋体" w:eastAsia="宋体"/>
+          <w:b w:val="0"/>
+          <w:sz w:val="24"/>
+        </w:rPr>
+        <w:t xml:space="preserve">后续改进按优先级排列。第一优先是数据层面的修复：基于原始元数据做去重，并按患者维度重新划分训练集与验证集，确保同一患者的图像不跨集合出现，然后重新训练与评估，得到真正可用于说明泛化能力的指标。第二是补充类别层面的评估，输出混淆矩阵与逐类精确率、召回率与 F1，尤其关注少数类。第三是尝试类别加权或重采样等不平衡处理方法，并用对照实验验证其有效性。第四是完成硬件相关功能的实机验证与干净环境安装复核。</w:t>
+      </w:r>
+    </w:p>
+    <w:p>
+      <w:pPr>
+        <w:spacing w:line="360" w:lineRule="auto" w:after="80"/>
+        <w:ind w:firstLine="420"/>
+      </w:pPr>
+      <w:r>
+        <w:rPr>
+          <w:rFonts w:ascii="宋体" w:hAnsi="宋体" w:eastAsia="宋体"/>
+          <w:b w:val="0"/>
+          <w:sz w:val="24"/>
+        </w:rPr>
+        <w:t xml:space="preserve">作为课程设计，本项目的价值不仅在于最终指标，也在于过程中暴露出的问题被如实记录下来。数据泄漏的发现、结构改进假设的证伪、部署结构与文档描述的一致性核对，这三项都不是加分项，但它们决定了报告中的每一个数字能否被追溯，也决定了使用者能否判断结果的可信边界。相比一个指标漂亮却无法验证的结果，一份标明边界与缺口的记录更能反映工程训练的实际情况。</w:t>
       </w:r>
     </w:p>
     <w:p>

--- a/deliverables/course_design/实验分析报告.docx
+++ b/deliverables/course_design/实验分析报告.docx
@@ -1067,7 +1067,7 @@
           <w:b w:val="0"/>
           <w:sz w:val="24"/>
         </w:rPr>
-        <w:t xml:space="preserve">数据审计是本轮工作中最关键的一项核查，结果为阴性。审计发现训练集与验证集之间存在 140 个内容完全相同的文件哈希，即同一张图像同时出现在训练集与验证集中。这意味着在验证集上测得的指标包含了模型已经见过的样本，属于典型的数据泄漏，验证准确率会因此被高估。这一发现使原有的验证指标失去独立泛化证明的效力。</w:t>
+        <w:t xml:space="preserve">数据审计是本轮工作中最关键的一项核查，结果查实了一处明确的数据泄漏问题。审计发现训练集与验证集之间存在 140 个内容完全相同的文件哈希，即同一张图像同时出现在训练集与验证集中。这意味着在验证集上测得的指标包含了模型已经见过的样本，属于典型的数据泄漏，验证准确率会因此被高估。这一发现使原有的验证指标失去独立泛化证明的效力。</w:t>
       </w:r>
     </w:p>
     <w:p>

--- a/deliverables/course_design/实验分析报告.docx
+++ b/deliverables/course_design/实验分析报告.docx
@@ -1923,7 +1923,7 @@
       <w:r>
         <w:drawing>
           <wp:inline xmlns:a="http://schemas.openxmlformats.org/drawingml/2006/main" xmlns:pic="http://schemas.openxmlformats.org/drawingml/2006/picture">
-            <wp:extent cx="5328000" cy="3553833"/>
+            <wp:extent cx="5328000" cy="4095963"/>
             <wp:docPr id="2" name="Picture 2"/>
             <wp:cNvGraphicFramePr>
               <a:graphicFrameLocks noChangeAspect="1"/>
@@ -1932,7 +1932,7 @@
               <a:graphicData uri="http://schemas.openxmlformats.org/drawingml/2006/picture">
                 <pic:pic>
                   <pic:nvPicPr>
-                    <pic:cNvPr id="0" name="curves_group_1.png"/>
+                    <pic:cNvPr id="0" name="comparison_curves.png"/>
                     <pic:cNvPicPr/>
                   </pic:nvPicPr>
                   <pic:blipFill>
@@ -1944,7 +1944,7 @@
                   <pic:spPr>
                     <a:xfrm>
                       <a:off x="0" y="0"/>
-                      <a:ext cx="5328000" cy="3553833"/>
+                      <a:ext cx="5328000" cy="4095963"/>
                     </a:xfrm>
                     <a:prstGeom prst="rect"/>
                   </pic:spPr>
@@ -1965,7 +1965,7 @@
           <w:b w:val="0"/>
           <w:sz w:val="21"/>
         </w:rPr>
-        <w:t>图2 历史训练曲线（仅供训练过程复现）</w:t>
+        <w:t>图2 历史训练曲线（2×2 四组对照，仅供训练过程复现）</w:t>
       </w:r>
     </w:p>
     <w:p>
@@ -2045,7 +2045,7 @@
           <w:b w:val="0"/>
           <w:sz w:val="24"/>
         </w:rPr>
-        <w:t xml:space="preserve">结果如下。YOLO11n-cls 基线最优 top-1 为 63.285%，出现在第 49 轮，训练耗时约 504 秒；其可变核卷积变体最优 top-1 为 63.199%，出现在第 48 轮，耗时约 1219 秒。YOLO26n-cls 的基线与变体在数值上高度接近，分别为 63.285% 与 63.199%，耗时分别约 508 秒与 1168 秒。四组的 top-5 普遍在 98% 以上，最高为 98.624%，这与八类设置下 top-5 区分度有限的判断一致。</w:t>
+        <w:t xml:space="preserve">结果如下（四组准确率、参数量与训练耗时的对比汇总见图 4）。YOLO11n-cls 基线最优 top-1 为 63.285%，出现在第 49 轮，训练耗时约 504 秒；其可变核卷积变体最优 top-1 为 63.199%，出现在第 48 轮，耗时约 1219 秒。YOLO26n-cls 的基线与变体在数值上高度接近，分别为 63.285% 与 63.199%，耗时分别约 508 秒与 1168 秒。四组的 top-5 普遍在 98% 以上，最高为 98.624%，这与八类设置下 top-5 区分度有限的判断一致。</w:t>
       </w:r>
     </w:p>
     <w:p>
@@ -2060,6 +2060,58 @@
           <w:sz w:val="24"/>
         </w:rPr>
         <w:t xml:space="preserve">这组结果有三点值得注意。第一，两个骨干版本在相同结构下给出的最优 top-1 数值相同，说明在本项目的数据规模与训练配置下，骨干版本差异没有转化为准确率差异。第二，可变核卷积变体在两组对照中均略低于基线，且训练耗时增加一倍以上，因此在本项目条件下不支持采用该结构。第三，四组的最优轮数都接近训练末期，在第 48 至 49 轮之间，说明 50 轮的设置基本覆盖了收敛过程，未出现明显欠拟合。</w:t>
+      </w:r>
+    </w:p>
+    <w:p>
+      <w:pPr>
+        <w:jc w:val="center"/>
+      </w:pPr>
+      <w:r>
+        <w:drawing>
+          <wp:inline xmlns:a="http://schemas.openxmlformats.org/drawingml/2006/main" xmlns:pic="http://schemas.openxmlformats.org/drawingml/2006/picture">
+            <wp:extent cx="5328000" cy="2761819"/>
+            <wp:docPr id="4" name="Picture 4"/>
+            <wp:cNvGraphicFramePr>
+              <a:graphicFrameLocks noChangeAspect="1"/>
+            </wp:cNvGraphicFramePr>
+            <a:graphic>
+              <a:graphicData uri="http://schemas.openxmlformats.org/drawingml/2006/picture">
+                <pic:pic>
+                  <pic:nvPicPr>
+                    <pic:cNvPr id="0" name="comparison_relationships.png"/>
+                    <pic:cNvPicPr/>
+                  </pic:nvPicPr>
+                  <pic:blipFill>
+                    <a:blip r:embed="rId14"/>
+                    <a:stretch>
+                      <a:fillRect/>
+                    </a:stretch>
+                  </pic:blipFill>
+                  <pic:spPr>
+                    <a:xfrm>
+                      <a:off x="0" y="0"/>
+                      <a:ext cx="5328000" cy="2761819"/>
+                    </a:xfrm>
+                    <a:prstGeom prst="rect"/>
+                  </pic:spPr>
+                </pic:pic>
+              </a:graphicData>
+            </a:graphic>
+          </wp:inline>
+        </w:drawing>
+      </w:r>
+    </w:p>
+    <w:p>
+      <w:pPr>
+        <w:jc w:val="center"/>
+      </w:pPr>
+      <w:r>
+        <w:rPr>
+          <w:rFonts w:ascii="宋体" w:hAnsi="宋体" w:eastAsia="宋体"/>
+          <w:b w:val="0"/>
+          <w:sz w:val="21"/>
+        </w:rPr>
+        <w:t>图4 四组实验的准确率、参数量与训练成本对比（历史记录）</w:t>
       </w:r>
     </w:p>
     <w:p>

--- a/deliverables/course_design/实验分析报告.docx
+++ b/deliverables/course_design/实验分析报告.docx
@@ -1975,7 +1975,7 @@
       <w:r>
         <w:drawing>
           <wp:inline xmlns:a="http://schemas.openxmlformats.org/drawingml/2006/main" xmlns:pic="http://schemas.openxmlformats.org/drawingml/2006/picture">
-            <wp:extent cx="5328000" cy="4264647"/>
+            <wp:extent cx="5328000" cy="4323868"/>
             <wp:docPr id="3" name="Picture 3"/>
             <wp:cNvGraphicFramePr>
               <a:graphicFrameLocks noChangeAspect="1"/>
@@ -1996,7 +1996,7 @@
                   <pic:spPr>
                     <a:xfrm>
                       <a:off x="0" y="0"/>
-                      <a:ext cx="5328000" cy="4264647"/>
+                      <a:ext cx="5328000" cy="4323868"/>
                     </a:xfrm>
                     <a:prstGeom prst="rect"/>
                   </pic:spPr>
@@ -2017,7 +2017,7 @@
           <w:b w:val="0"/>
           <w:sz w:val="21"/>
         </w:rPr>
-        <w:t>图3 历史混淆矩阵（不作为独立验证结论）</w:t>
+        <w:t>图3 四组实验的混淆矩阵对照（历史记录，不作为独立验证结论）</w:t>
       </w:r>
     </w:p>
     <w:p>
@@ -2443,6 +2443,71 @@
         <w:t>[10] Y. Zhou et al. A foundation model for generalizable disease detection from retinal images. Nature, 2023, 622: 156-163. doi:10.1038/s41586-023-06555-x.</w:t>
       </w:r>
     </w:p>
+    <w:p>
+      <w:pPr>
+        <w:spacing w:line="360" w:lineRule="auto" w:after="80"/>
+      </w:pPr>
+      <w:r>
+        <w:rPr>
+          <w:rFonts w:ascii="宋体" w:hAnsi="宋体" w:eastAsia="宋体"/>
+          <w:b w:val="0"/>
+          <w:sz w:val="24"/>
+        </w:rPr>
+        <w:t>[11] 张明, 周思睿. 把握挑战和机遇: 人工智能与眼科诊疗[J]. 中华眼底病杂志, 2021, 37(2): 93-97. doi:10.3760/cma.j.cn511434-20210121-00044.</w:t>
+      </w:r>
+    </w:p>
+    <w:p>
+      <w:pPr>
+        <w:spacing w:line="360" w:lineRule="auto" w:after="80"/>
+      </w:pPr>
+      <w:r>
+        <w:rPr>
+          <w:rFonts w:ascii="宋体" w:hAnsi="宋体" w:eastAsia="宋体"/>
+          <w:b w:val="0"/>
+          <w:sz w:val="24"/>
+        </w:rPr>
+        <w:t>[12] 范家伟, 张如如, 陆萌, 等. 深度学习方法在糖尿病视网膜病变诊断中的应用[J]. 自动化学报, 2021, 47(5): 985-1004. doi:10.16383/j.aas.c190069.</w:t>
+      </w:r>
+    </w:p>
+    <w:p>
+      <w:pPr>
+        <w:spacing w:line="360" w:lineRule="auto" w:after="80"/>
+      </w:pPr>
+      <w:r>
+        <w:rPr>
+          <w:rFonts w:ascii="宋体" w:hAnsi="宋体" w:eastAsia="宋体"/>
+          <w:b w:val="0"/>
+          <w:sz w:val="24"/>
+        </w:rPr>
+        <w:t>[13] 邹北骥, 张子谦, 朱承璋, 等. 基于残差网络的糖网病自动筛查[J]. 计算机辅助设计与图形学学报, 2019, 31(4): 580-588. doi:10.3724/SP.J.1089.2019.17346.</w:t>
+      </w:r>
+    </w:p>
+    <w:p>
+      <w:pPr>
+        <w:spacing w:line="360" w:lineRule="auto" w:after="80"/>
+      </w:pPr>
+      <w:r>
+        <w:rPr>
+          <w:rFonts w:ascii="宋体" w:hAnsi="宋体" w:eastAsia="宋体"/>
+          <w:b w:val="0"/>
+          <w:sz w:val="24"/>
+        </w:rPr>
+        <w:t>[14] 孙功鹏, 王晓玲, 等. 应用人工智能识别超广角眼底照相多病种的初步研究[J]. 中华眼底病杂志, 2022, 38(2): 132-138.</w:t>
+      </w:r>
+    </w:p>
+    <w:p>
+      <w:pPr>
+        <w:spacing w:line="360" w:lineRule="auto" w:after="80"/>
+      </w:pPr>
+      <w:r>
+        <w:rPr>
+          <w:rFonts w:ascii="宋体" w:hAnsi="宋体" w:eastAsia="宋体"/>
+          <w:b w:val="0"/>
+          <w:sz w:val="24"/>
+        </w:rPr>
+        <w:t>[15] 宋若仙, 曹鹏, 赵大哲. 结合域适应学习的糖尿病视网膜病变分级诊断[J]. 中国图象图形学报, 2022, 27(11): 3356-3370.</w:t>
+      </w:r>
+    </w:p>
     <w:sectPr>
       <w:headerReference w:type="default" r:id="rId9"/>
       <w:footerReference w:type="default" r:id="rId10"/>

--- a/deliverables/course_design/实验分析报告.docx
+++ b/deliverables/course_design/实验分析报告.docx
@@ -71,6 +71,39 @@
         </w:rPr>
         <w:t>提交日期：2026年10月</w:t>
       </w:r>
+    </w:p>
+    <w:p>
+      <w:r>
+        <w:br w:type="page"/>
+      </w:r>
+    </w:p>
+    <w:p>
+      <w:pPr>
+        <w:spacing w:before="240" w:after="240"/>
+        <w:jc w:val="center"/>
+      </w:pPr>
+      <w:r>
+        <w:rPr>
+          <w:rFonts w:ascii="宋体" w:hAnsi="宋体" w:eastAsia="宋体"/>
+          <b/>
+          <w:sz w:val="32"/>
+        </w:rPr>
+        <w:t>目录</w:t>
+      </w:r>
+    </w:p>
+    <w:p>
+      <w:pPr>
+        <w:spacing w:line="360" w:lineRule="auto"/>
+      </w:pPr>
+      <w:fldSimple w:instr=" TOC \o &quot;1-3&quot; \h \z \u ">
+        <w:r>
+          <w:rPr>
+            <w:rFonts w:ascii="宋体" w:hAnsi="宋体" w:eastAsia="宋体"/>
+            <w:sz w:val="24"/>
+          </w:rPr>
+          <w:t>（在 Word 中按 Ctrl+A 后按 F9 可刷新目录）</w:t>
+        </w:r>
+      </w:fldSimple>
     </w:p>
     <w:p>
       <w:r>
@@ -921,12 +954,14 @@
     <w:p/>
     <w:p>
       <w:pPr>
+        <w:keepNext/>
+        <w:spacing w:before="120" w:after="60"/>
         <w:jc w:val="center"/>
       </w:pPr>
       <w:r>
         <w:drawing>
           <wp:inline xmlns:a="http://schemas.openxmlformats.org/drawingml/2006/main" xmlns:pic="http://schemas.openxmlformats.org/drawingml/2006/picture">
-            <wp:extent cx="5328000" cy="2397600"/>
+            <wp:extent cx="5734000" cy="2580300"/>
             <wp:docPr id="1" name="Picture 1"/>
             <wp:cNvGraphicFramePr>
               <a:graphicFrameLocks noChangeAspect="1"/>
@@ -947,7 +982,7 @@
                   <pic:spPr>
                     <a:xfrm>
                       <a:off x="0" y="0"/>
-                      <a:ext cx="5328000" cy="2397600"/>
+                      <a:ext cx="5734000" cy="2580300"/>
                     </a:xfrm>
                     <a:prstGeom prst="rect"/>
                   </pic:spPr>
@@ -960,6 +995,7 @@
     </w:p>
     <w:p>
       <w:pPr>
+        <w:spacing w:before="60" w:after="180"/>
         <w:jc w:val="center"/>
       </w:pPr>
       <w:r>
@@ -1918,12 +1954,14 @@
     <w:p/>
     <w:p>
       <w:pPr>
+        <w:keepNext/>
+        <w:spacing w:before="120" w:after="60"/>
         <w:jc w:val="center"/>
       </w:pPr>
       <w:r>
         <w:drawing>
           <wp:inline xmlns:a="http://schemas.openxmlformats.org/drawingml/2006/main" xmlns:pic="http://schemas.openxmlformats.org/drawingml/2006/picture">
-            <wp:extent cx="5328000" cy="4095963"/>
+            <wp:extent cx="5734000" cy="4408081"/>
             <wp:docPr id="2" name="Picture 2"/>
             <wp:cNvGraphicFramePr>
               <a:graphicFrameLocks noChangeAspect="1"/>
@@ -1944,7 +1982,7 @@
                   <pic:spPr>
                     <a:xfrm>
                       <a:off x="0" y="0"/>
-                      <a:ext cx="5328000" cy="4095963"/>
+                      <a:ext cx="5734000" cy="4408081"/>
                     </a:xfrm>
                     <a:prstGeom prst="rect"/>
                   </pic:spPr>
@@ -1957,6 +1995,7 @@
     </w:p>
     <w:p>
       <w:pPr>
+        <w:spacing w:before="60" w:after="180"/>
         <w:jc w:val="center"/>
       </w:pPr>
       <w:r>
@@ -1970,12 +2009,14 @@
     </w:p>
     <w:p>
       <w:pPr>
+        <w:keepNext/>
+        <w:spacing w:before="120" w:after="60"/>
         <w:jc w:val="center"/>
       </w:pPr>
       <w:r>
         <w:drawing>
           <wp:inline xmlns:a="http://schemas.openxmlformats.org/drawingml/2006/main" xmlns:pic="http://schemas.openxmlformats.org/drawingml/2006/picture">
-            <wp:extent cx="5328000" cy="4323868"/>
+            <wp:extent cx="5734000" cy="4653352"/>
             <wp:docPr id="3" name="Picture 3"/>
             <wp:cNvGraphicFramePr>
               <a:graphicFrameLocks noChangeAspect="1"/>
@@ -1996,7 +2037,7 @@
                   <pic:spPr>
                     <a:xfrm>
                       <a:off x="0" y="0"/>
-                      <a:ext cx="5328000" cy="4323868"/>
+                      <a:ext cx="5734000" cy="4653352"/>
                     </a:xfrm>
                     <a:prstGeom prst="rect"/>
                   </pic:spPr>
@@ -2009,6 +2050,7 @@
     </w:p>
     <w:p>
       <w:pPr>
+        <w:spacing w:before="60" w:after="180"/>
         <w:jc w:val="center"/>
       </w:pPr>
       <w:r>
@@ -2064,12 +2106,14 @@
     </w:p>
     <w:p>
       <w:pPr>
+        <w:keepNext/>
+        <w:spacing w:before="120" w:after="60"/>
         <w:jc w:val="center"/>
       </w:pPr>
       <w:r>
         <w:drawing>
           <wp:inline xmlns:a="http://schemas.openxmlformats.org/drawingml/2006/main" xmlns:pic="http://schemas.openxmlformats.org/drawingml/2006/picture">
-            <wp:extent cx="5328000" cy="2761819"/>
+            <wp:extent cx="5734000" cy="2972273"/>
             <wp:docPr id="4" name="Picture 4"/>
             <wp:cNvGraphicFramePr>
               <a:graphicFrameLocks noChangeAspect="1"/>
@@ -2090,7 +2134,7 @@
                   <pic:spPr>
                     <a:xfrm>
                       <a:off x="0" y="0"/>
-                      <a:ext cx="5328000" cy="2761819"/>
+                      <a:ext cx="5734000" cy="2972273"/>
                     </a:xfrm>
                     <a:prstGeom prst="rect"/>
                   </pic:spPr>
@@ -2103,6 +2147,7 @@
     </w:p>
     <w:p>
       <w:pPr>
+        <w:spacing w:before="60" w:after="180"/>
         <w:jc w:val="center"/>
       </w:pPr>
       <w:r>
@@ -2131,6 +2176,19 @@
     </w:p>
     <w:p>
       <w:pPr>
+        <w:spacing w:line="360" w:lineRule="auto"/>
+        <w:ind w:firstLine="420"/>
+      </w:pPr>
+      <w:r>
+        <w:rPr>
+          <w:rFonts w:ascii="宋体" w:hAnsi="宋体" w:eastAsia="宋体"/>
+          <w:sz w:val="24"/>
+        </w:rPr>
+        <w:t>本节从功能链路与一致性两条线验证服务端与整机系统。功能链路按单图分类、批量分类、历史统计与导出物四段走查，确认每一步的输入、输出与落盘结果均可核对；一致性验证比较桌面端与 ONNX Runtime 服务端的输出差异，用于确认模型导出本身没有引入误差；自动化测试覆盖界面、应用服务与课程提交三个模块；最后列出尚未完成实机验证的项目。以下所有界面均在部署后的服务端上实际运行取得。</w:t>
+      </w:r>
+    </w:p>
+    <w:p>
+      <w:pPr>
         <w:spacing w:line="360" w:lineRule="auto" w:after="80"/>
         <w:ind w:firstLine="420"/>
       </w:pPr>
@@ -2141,6 +2199,499 @@
           <w:sz w:val="24"/>
         </w:rPr>
         <w:t>服务端以 512 输入 ONNX 模型完成单图推理。已记录的 20 张同源图像对比中，桌面端 PyTorch 与 ONNX Runtime 的 Top-1 一致为 20/20，单类概率最大偏差约 0.000003；此验证说明导出推理口径一致，不代表临床或独立数据集准确率。服务器 CPU 单图推理记录为 192至204毫秒。</w:t>
+      </w:r>
+    </w:p>
+    <w:p>
+      <w:pPr>
+        <w:pStyle w:val="Heading2"/>
+        <w:keepNext/>
+        <w:spacing w:before="160" w:after="80"/>
+      </w:pPr>
+      <w:r>
+        <w:rPr>
+          <w:rFonts w:ascii="宋体" w:hAnsi="宋体" w:eastAsia="宋体"/>
+          <b/>
+          <w:sz w:val="28"/>
+        </w:rPr>
+        <w:t>4.1 批量推理与导出物验证</w:t>
+      </w:r>
+    </w:p>
+    <w:p>
+      <w:pPr>
+        <w:keepNext/>
+        <w:spacing w:before="120" w:after="60"/>
+        <w:jc w:val="center"/>
+      </w:pPr>
+      <w:r>
+        <w:drawing>
+          <wp:inline xmlns:a="http://schemas.openxmlformats.org/drawingml/2006/main" xmlns:pic="http://schemas.openxmlformats.org/drawingml/2006/picture">
+            <wp:extent cx="5734000" cy="3082025"/>
+            <wp:docPr id="21" name="Picture 21"/>
+            <wp:cNvGraphicFramePr>
+              <a:graphicFrameLocks noChangeAspect="1"/>
+            </wp:cNvGraphicFramePr>
+            <a:graphic>
+              <a:graphicData uri="http://schemas.openxmlformats.org/drawingml/2006/picture/..">
+                <pic:pic>
+                  <pic:nvPicPr>
+                    <pic:cNvPr id="0" name="shot.png"/>
+                    <pic:cNvPicPr/>
+                  </pic:nvPicPr>
+                  <pic:blipFill>
+                    <a:blip r:embed="rId15"/>
+                    <a:stretch>
+                      <a:fillRect/>
+                    </a:stretch>
+                  </pic:blipFill>
+                  <pic:spPr>
+                    <a:xfrm>
+                      <a:off x="0" y="0"/>
+                      <a:ext cx="5734000" cy="3082025"/>
+                    </a:xfrm>
+                    <a:prstGeom prst="rect"/>
+                  </pic:spPr>
+                </pic:pic>
+              </a:graphicData>
+            </a:graphic>
+          </wp:inline>
+        </w:drawing>
+      </w:r>
+    </w:p>
+    <w:p>
+      <w:pPr>
+        <w:spacing w:before="60" w:after="180"/>
+        <w:jc w:val="center"/>
+      </w:pPr>
+      <w:r>
+        <w:rPr>
+          <w:rFonts w:ascii="宋体" w:hAnsi="宋体" w:eastAsia="宋体"/>
+          <b w:val="0"/>
+          <w:sz w:val="21"/>
+        </w:rPr>
+        <w:t>图5 Web 服务端批量分析结果与逐条置信度</w:t>
+      </w:r>
+    </w:p>
+    <w:p>
+      <w:pPr>
+        <w:spacing w:line="360" w:lineRule="auto"/>
+        <w:ind w:firstLine="420"/>
+      </w:pPr>
+      <w:r>
+        <w:rPr>
+          <w:rFonts w:ascii="宋体" w:hAnsi="宋体" w:eastAsia="宋体"/>
+          <w:sz w:val="24"/>
+        </w:rPr>
+        <w:t>如图5所示，批量分析页支持一次提交多张图像，提交后返回批次号，页面按批次筛选并汇总结果。示例批次共七张图像，分类成功七张、失败零张，统计行显示待处理与失败均为零，最近批次号为 B20261015-142656-da6e。结果表格逐条给出文件名、预测类别、概率与分类状态，其中近视性黄斑病变四张（概率分别为 100.0%、99.9%、100.0%、99.7%），正常三张（89.9%、64.4%、43.4%），右侧柱状图同步给出该批次的类别构成。逐条列出概率而不只给类别，是为了让使用者看到哪些条目的把握程度偏低、需要优先复核。</w:t>
+      </w:r>
+    </w:p>
+    <w:p>
+      <w:pPr>
+        <w:keepNext/>
+        <w:spacing w:before="120" w:after="60"/>
+        <w:jc w:val="center"/>
+      </w:pPr>
+      <w:r>
+        <w:drawing>
+          <wp:inline xmlns:a="http://schemas.openxmlformats.org/drawingml/2006/main" xmlns:pic="http://schemas.openxmlformats.org/drawingml/2006/picture">
+            <wp:extent cx="5734000" cy="3082025"/>
+            <wp:docPr id="22" name="Picture 22"/>
+            <wp:cNvGraphicFramePr>
+              <a:graphicFrameLocks noChangeAspect="1"/>
+            </wp:cNvGraphicFramePr>
+            <a:graphic>
+              <a:graphicData uri="http://schemas.openxmlformats.org/drawingml/2006/picture/..">
+                <pic:pic>
+                  <pic:nvPicPr>
+                    <pic:cNvPr id="0" name="shot.png"/>
+                    <pic:cNvPicPr/>
+                  </pic:nvPicPr>
+                  <pic:blipFill>
+                    <a:blip r:embed="rId16"/>
+                    <a:stretch>
+                      <a:fillRect/>
+                    </a:stretch>
+                  </pic:blipFill>
+                  <pic:spPr>
+                    <a:xfrm>
+                      <a:off x="0" y="0"/>
+                      <a:ext cx="5734000" cy="3082025"/>
+                    </a:xfrm>
+                    <a:prstGeom prst="rect"/>
+                  </pic:spPr>
+                </pic:pic>
+              </a:graphicData>
+            </a:graphic>
+          </wp:inline>
+        </w:drawing>
+      </w:r>
+    </w:p>
+    <w:p>
+      <w:pPr>
+        <w:spacing w:before="60" w:after="180"/>
+        <w:jc w:val="center"/>
+      </w:pPr>
+      <w:r>
+        <w:rPr>
+          <w:rFonts w:ascii="宋体" w:hAnsi="宋体" w:eastAsia="宋体"/>
+          <b w:val="0"/>
+          <w:sz w:val="21"/>
+        </w:rPr>
+        <w:t>图6 批量分析导出的文件清单</w:t>
+      </w:r>
+    </w:p>
+    <w:p>
+      <w:pPr>
+        <w:spacing w:line="360" w:lineRule="auto"/>
+        <w:ind w:firstLine="420"/>
+      </w:pPr>
+      <w:r>
+        <w:rPr>
+          <w:rFonts w:ascii="宋体" w:hAnsi="宋体" w:eastAsia="宋体"/>
+          <w:sz w:val="24"/>
+        </w:rPr>
+        <w:t>如图6所示，导出功能把当前筛选范围打包为完整数据集。浏览器下载列表显示该批次共生成五个文件：distribution 分布图、report 报告页、scope 范围文件、statistics 统计表与 results 明细表。把筛选范围与统计结果单独成文件，使导出内容可以被复核者独立重算，而不必依赖界面当时的展示。</w:t>
+      </w:r>
+    </w:p>
+    <w:p>
+      <w:pPr>
+        <w:keepNext/>
+        <w:spacing w:before="120" w:after="60"/>
+        <w:jc w:val="center"/>
+      </w:pPr>
+      <w:r>
+        <w:drawing>
+          <wp:inline xmlns:a="http://schemas.openxmlformats.org/drawingml/2006/main" xmlns:pic="http://schemas.openxmlformats.org/drawingml/2006/picture">
+            <wp:extent cx="5734000" cy="3082025"/>
+            <wp:docPr id="23" name="Picture 23"/>
+            <wp:cNvGraphicFramePr>
+              <a:graphicFrameLocks noChangeAspect="1"/>
+            </wp:cNvGraphicFramePr>
+            <a:graphic>
+              <a:graphicData uri="http://schemas.openxmlformats.org/drawingml/2006/picture/..">
+                <pic:pic>
+                  <pic:nvPicPr>
+                    <pic:cNvPr id="0" name="shot.png"/>
+                    <pic:cNvPicPr/>
+                  </pic:nvPicPr>
+                  <pic:blipFill>
+                    <a:blip r:embed="rId17"/>
+                    <a:stretch>
+                      <a:fillRect/>
+                    </a:stretch>
+                  </pic:blipFill>
+                  <pic:spPr>
+                    <a:xfrm>
+                      <a:off x="0" y="0"/>
+                      <a:ext cx="5734000" cy="3082025"/>
+                    </a:xfrm>
+                    <a:prstGeom prst="rect"/>
+                  </pic:spPr>
+                </pic:pic>
+              </a:graphicData>
+            </a:graphic>
+          </wp:inline>
+        </w:drawing>
+      </w:r>
+    </w:p>
+    <w:p>
+      <w:pPr>
+        <w:spacing w:before="60" w:after="180"/>
+        <w:jc w:val="center"/>
+      </w:pPr>
+      <w:r>
+        <w:rPr>
+          <w:rFonts w:ascii="宋体" w:hAnsi="宋体" w:eastAsia="宋体"/>
+          <b w:val="0"/>
+          <w:sz w:val="21"/>
+        </w:rPr>
+        <w:t>图7 导出的批量分析报告（类别统计与记录明细）</w:t>
+      </w:r>
+    </w:p>
+    <w:p>
+      <w:pPr>
+        <w:spacing w:line="360" w:lineRule="auto"/>
+        <w:ind w:firstLine="420"/>
+      </w:pPr>
+      <w:r>
+        <w:rPr>
+          <w:rFonts w:ascii="宋体" w:hAnsi="宋体" w:eastAsia="宋体"/>
+          <w:sz w:val="24"/>
+        </w:rPr>
+        <w:t>如图7所示，报告页以类别统计与记录明细两部分呈现：类别统计给出每类的记录数、占比与平均概率，记录明细逐条列出图像、类别、概率、状态与时间，页脚注明概率未经校准、报告由系统自动生成、仅供辅助参考。示例中该批次近视性黄斑病变四张占 57.1%、平均概率 99.9%，正常三张占 42.9%、平均概率 65.9%。两类样本的平均概率存在明显差距，只看类别计数会遗漏这一层信息，因此导出报告保留了平均概率一列。</w:t>
+      </w:r>
+    </w:p>
+    <w:p>
+      <w:pPr>
+        <w:pStyle w:val="Heading2"/>
+        <w:keepNext/>
+        <w:spacing w:before="160" w:after="80"/>
+      </w:pPr>
+      <w:r>
+        <w:rPr>
+          <w:rFonts w:ascii="宋体" w:hAnsi="宋体" w:eastAsia="宋体"/>
+          <b/>
+          <w:sz w:val="28"/>
+        </w:rPr>
+        <w:t>4.2 历史统计与记录溯源</w:t>
+      </w:r>
+    </w:p>
+    <w:p>
+      <w:pPr>
+        <w:keepNext/>
+        <w:spacing w:before="120" w:after="60"/>
+        <w:jc w:val="center"/>
+      </w:pPr>
+      <w:r>
+        <w:drawing>
+          <wp:inline xmlns:a="http://schemas.openxmlformats.org/drawingml/2006/main" xmlns:pic="http://schemas.openxmlformats.org/drawingml/2006/picture">
+            <wp:extent cx="5734000" cy="3082025"/>
+            <wp:docPr id="24" name="Picture 24"/>
+            <wp:cNvGraphicFramePr>
+              <a:graphicFrameLocks noChangeAspect="1"/>
+            </wp:cNvGraphicFramePr>
+            <a:graphic>
+              <a:graphicData uri="http://schemas.openxmlformats.org/drawingml/2006/picture/..">
+                <pic:pic>
+                  <pic:nvPicPr>
+                    <pic:cNvPr id="0" name="shot.png"/>
+                    <pic:cNvPicPr/>
+                  </pic:nvPicPr>
+                  <pic:blipFill>
+                    <a:blip r:embed="rId18"/>
+                    <a:stretch>
+                      <a:fillRect/>
+                    </a:stretch>
+                  </pic:blipFill>
+                  <pic:spPr>
+                    <a:xfrm>
+                      <a:off x="0" y="0"/>
+                      <a:ext cx="5734000" cy="3082025"/>
+                    </a:xfrm>
+                    <a:prstGeom prst="rect"/>
+                  </pic:spPr>
+                </pic:pic>
+              </a:graphicData>
+            </a:graphic>
+          </wp:inline>
+        </w:drawing>
+      </w:r>
+    </w:p>
+    <w:p>
+      <w:pPr>
+        <w:spacing w:before="60" w:after="180"/>
+        <w:jc w:val="center"/>
+      </w:pPr>
+      <w:r>
+        <w:rPr>
+          <w:rFonts w:ascii="宋体" w:hAnsi="宋体" w:eastAsia="宋体"/>
+          <b w:val="0"/>
+          <w:sz w:val="21"/>
+        </w:rPr>
+        <w:t>图8 Web 服务端历史记录与类别分布</w:t>
+      </w:r>
+    </w:p>
+    <w:p>
+      <w:pPr>
+        <w:spacing w:line="360" w:lineRule="auto"/>
+        <w:ind w:firstLine="420"/>
+      </w:pPr>
+      <w:r>
+        <w:rPr>
+          <w:rFonts w:ascii="宋体" w:hAnsi="宋体" w:eastAsia="宋体"/>
+          <w:sz w:val="24"/>
+        </w:rPr>
+        <w:t>如图8所示，历史页支持按日期区间、批次编号与关键词组合筛选，也可按类别过滤结果。示例按十月十二日至十月十五日筛选得到三十一条记录，饼图给出该筛选范围的类别构成，黄斑变性十二条占 38.7%。图表与导出共用同一份筛选条件，因此界面统计与导出文件不会出现口径不一致。</w:t>
+      </w:r>
+    </w:p>
+    <w:p>
+      <w:pPr>
+        <w:keepNext/>
+        <w:spacing w:before="120" w:after="60"/>
+        <w:jc w:val="center"/>
+      </w:pPr>
+      <w:r>
+        <w:drawing>
+          <wp:inline xmlns:a="http://schemas.openxmlformats.org/drawingml/2006/main" xmlns:pic="http://schemas.openxmlformats.org/drawingml/2006/picture">
+            <wp:extent cx="5734000" cy="3082025"/>
+            <wp:docPr id="25" name="Picture 25"/>
+            <wp:cNvGraphicFramePr>
+              <a:graphicFrameLocks noChangeAspect="1"/>
+            </wp:cNvGraphicFramePr>
+            <a:graphic>
+              <a:graphicData uri="http://schemas.openxmlformats.org/drawingml/2006/picture/..">
+                <pic:pic>
+                  <pic:nvPicPr>
+                    <pic:cNvPr id="0" name="shot.png"/>
+                    <pic:cNvPicPr/>
+                  </pic:nvPicPr>
+                  <pic:blipFill>
+                    <a:blip r:embed="rId19"/>
+                    <a:stretch>
+                      <a:fillRect/>
+                    </a:stretch>
+                  </pic:blipFill>
+                  <pic:spPr>
+                    <a:xfrm>
+                      <a:off x="0" y="0"/>
+                      <a:ext cx="5734000" cy="3082025"/>
+                    </a:xfrm>
+                    <a:prstGeom prst="rect"/>
+                  </pic:spPr>
+                </pic:pic>
+              </a:graphicData>
+            </a:graphic>
+          </wp:inline>
+        </w:drawing>
+      </w:r>
+    </w:p>
+    <w:p>
+      <w:pPr>
+        <w:spacing w:before="60" w:after="180"/>
+        <w:jc w:val="center"/>
+      </w:pPr>
+      <w:r>
+        <w:rPr>
+          <w:rFonts w:ascii="宋体" w:hAnsi="宋体" w:eastAsia="宋体"/>
+          <b w:val="0"/>
+          <w:sz w:val="21"/>
+        </w:rPr>
+        <w:t>图9 单条记录详情与模型信息</w:t>
+      </w:r>
+    </w:p>
+    <w:p>
+      <w:pPr>
+        <w:spacing w:line="360" w:lineRule="auto"/>
+        <w:ind w:firstLine="420"/>
+      </w:pPr>
+      <w:r>
+        <w:rPr>
+          <w:rFonts w:ascii="宋体" w:hAnsi="宋体" w:eastAsia="宋体"/>
+          <w:sz w:val="24"/>
+        </w:rPr>
+        <w:t>如图9所示，选中单条记录后可在详情区查看完整字段，包括图像路径、类别、概率、时间、批次号、保存状态与模型信息。模型信息以 JSON 原样给出，记录权重路径、推理引擎版本、执行提供者、输入尺寸以及八类映射（AMD、Cataract、Diabetic Retinopathy、Glaucoma、Hypertensive Retinopathy、Myopia、Normal、Other）。把模型元信息随每条记录一并落库，使历史结果在后续更换权重之后仍能追溯到当时所用的模型，这是本项目在可复现性上的最低要求。</w:t>
+      </w:r>
+    </w:p>
+    <w:p>
+      <w:pPr>
+        <w:keepNext/>
+        <w:spacing w:before="120" w:after="60"/>
+        <w:jc w:val="center"/>
+      </w:pPr>
+      <w:r>
+        <w:drawing>
+          <wp:inline xmlns:a="http://schemas.openxmlformats.org/drawingml/2006/main" xmlns:pic="http://schemas.openxmlformats.org/drawingml/2006/picture">
+            <wp:extent cx="5734000" cy="3082025"/>
+            <wp:docPr id="26" name="Picture 26"/>
+            <wp:cNvGraphicFramePr>
+              <a:graphicFrameLocks noChangeAspect="1"/>
+            </wp:cNvGraphicFramePr>
+            <a:graphic>
+              <a:graphicData uri="http://schemas.openxmlformats.org/drawingml/2006/picture/..">
+                <pic:pic>
+                  <pic:nvPicPr>
+                    <pic:cNvPr id="0" name="shot.png"/>
+                    <pic:cNvPicPr/>
+                  </pic:nvPicPr>
+                  <pic:blipFill>
+                    <a:blip r:embed="rId20"/>
+                    <a:stretch>
+                      <a:fillRect/>
+                    </a:stretch>
+                  </pic:blipFill>
+                  <pic:spPr>
+                    <a:xfrm>
+                      <a:off x="0" y="0"/>
+                      <a:ext cx="5734000" cy="3082025"/>
+                    </a:xfrm>
+                    <a:prstGeom prst="rect"/>
+                  </pic:spPr>
+                </pic:pic>
+              </a:graphicData>
+            </a:graphic>
+          </wp:inline>
+        </w:drawing>
+      </w:r>
+    </w:p>
+    <w:p>
+      <w:pPr>
+        <w:spacing w:before="60" w:after="180"/>
+        <w:jc w:val="center"/>
+      </w:pPr>
+      <w:r>
+        <w:rPr>
+          <w:rFonts w:ascii="宋体" w:hAnsi="宋体" w:eastAsia="宋体"/>
+          <b w:val="0"/>
+          <w:sz w:val="21"/>
+        </w:rPr>
+        <w:t>图10 历史记录导出的文件清单</w:t>
+      </w:r>
+    </w:p>
+    <w:p>
+      <w:pPr>
+        <w:keepNext/>
+        <w:spacing w:before="120" w:after="60"/>
+        <w:jc w:val="center"/>
+      </w:pPr>
+      <w:r>
+        <w:drawing>
+          <wp:inline xmlns:a="http://schemas.openxmlformats.org/drawingml/2006/main" xmlns:pic="http://schemas.openxmlformats.org/drawingml/2006/picture">
+            <wp:extent cx="5734000" cy="3082025"/>
+            <wp:docPr id="27" name="Picture 27"/>
+            <wp:cNvGraphicFramePr>
+              <a:graphicFrameLocks noChangeAspect="1"/>
+            </wp:cNvGraphicFramePr>
+            <a:graphic>
+              <a:graphicData uri="http://schemas.openxmlformats.org/drawingml/2006/picture/..">
+                <pic:pic>
+                  <pic:nvPicPr>
+                    <pic:cNvPr id="0" name="shot.png"/>
+                    <pic:cNvPicPr/>
+                  </pic:nvPicPr>
+                  <pic:blipFill>
+                    <a:blip r:embed="rId21"/>
+                    <a:stretch>
+                      <a:fillRect/>
+                    </a:stretch>
+                  </pic:blipFill>
+                  <pic:spPr>
+                    <a:xfrm>
+                      <a:off x="0" y="0"/>
+                      <a:ext cx="5734000" cy="3082025"/>
+                    </a:xfrm>
+                    <a:prstGeom prst="rect"/>
+                  </pic:spPr>
+                </pic:pic>
+              </a:graphicData>
+            </a:graphic>
+          </wp:inline>
+        </w:drawing>
+      </w:r>
+    </w:p>
+    <w:p>
+      <w:pPr>
+        <w:spacing w:before="60" w:after="180"/>
+        <w:jc w:val="center"/>
+      </w:pPr>
+      <w:r>
+        <w:rPr>
+          <w:rFonts w:ascii="宋体" w:hAnsi="宋体" w:eastAsia="宋体"/>
+          <b w:val="0"/>
+          <w:sz w:val="21"/>
+        </w:rPr>
+        <w:t>图11 导出的历史分析报告（逐类占比与平均概率）</w:t>
+      </w:r>
+    </w:p>
+    <w:p>
+      <w:pPr>
+        <w:spacing w:line="360" w:lineRule="auto"/>
+        <w:ind w:firstLine="420"/>
+      </w:pPr>
+      <w:r>
+        <w:rPr>
+          <w:rFonts w:ascii="宋体" w:hAnsi="宋体" w:eastAsia="宋体"/>
+          <w:sz w:val="24"/>
+        </w:rPr>
+        <w:t>如图10与图11所示，历史数据同样支持整包导出，下载列表显示五个文件，生成方式与批量导出一致。导出的分析报告按类别统计与记录明细两部分组织，示例中三十一条记录覆盖六个类别：黄斑变性十二条占 38.7%、平均概率 90.5%，高血压性视网膜病变六条占 19.4%、平均概率 84.8%，正常五条占 16.1%、平均概率 72.9%，近视性黄斑病变四条占 12.9%、平均概率 99.9%，糖尿病视网膜病变三条占 9.7%、平均概率 99.7%，白内障一条占 3.2%、平均概率 97.6%。各类平均概率的离散程度明显不同，黄斑变性与高血压性视网膜病变的平均概率低于其余各类，与这两类样本量偏小、类间特征接近有关。</w:t>
       </w:r>
     </w:p>
     <w:p>
